--- a/submission/title_page.docx
+++ b/submission/title_page.docx
@@ -221,7 +221,7 @@
           <w:sz w:val="24"/>
           <w:szCs w:val="24"/>
         </w:rPr>
-        <w:t xml:space="preserve"> abstract 238 words; main text 2,740 words (introduction to conclusions, including headings and captions); 2 tables; 3 figures; 1 supplementary file; 23 references.</w:t>
+        <w:t xml:space="preserve"> abstract 238 words; main text 2,730 words (introduction to conclusions, including headings and captions); 2 tables; 3 figures; 1 supplementary file; 23 references.</w:t>
       </w:r>
     </w:p>
     <w:p>

--- a/submission/title_page.docx
+++ b/submission/title_page.docx
@@ -221,7 +221,7 @@
           <w:sz w:val="24"/>
           <w:szCs w:val="24"/>
         </w:rPr>
-        <w:t xml:space="preserve"> abstract 238 words; main text 2,730 words (introduction to conclusions, including headings and captions); 2 tables; 3 figures; 1 supplementary file; 23 references.</w:t>
+        <w:t xml:space="preserve"> abstract 238 words; main text 2,760 words (introduction to conclusions, including headings and captions); 2 tables; 3 figures; 1 supplementary file; 23 references.</w:t>
       </w:r>
     </w:p>
     <w:p>
